--- a/docs/developpement/phases/word/PHASE_54_NOUVEAU_STYLE_ARRONDI_EPURE_TOUJOURS_CLAIR.docx
+++ b/docs/developpement/phases/word/PHASE_54_NOUVEAU_STYLE_ARRONDI_EPURE_TOUJOURS_CLAIR.docx
@@ -20,7 +20,7 @@
       <w:r>
         <w:t xml:space="preserve">FlaiX Expert · dossier de développement · généré le 2026-10-19 depuis le dépôt </w:t>
       </w:r>
-      <w:hyperlink w:history="1" r:id="rIdoacyl4b2wajtkjpkolfpl">
+      <w:hyperlink w:history="1" r:id="rIdawgxnj6wgj9t8rxrkfos_">
         <w:r>
           <w:rPr>
             <w:rStyle w:val="Hyperlink"/>
@@ -519,7 +519,7 @@
           <w:numId w:val="2"/>
         </w:numPr>
       </w:pPr>
-      <w:hyperlink w:history="1" r:id="rIdiwnsfvis0oy5kikenijdi">
+      <w:hyperlink w:history="1" r:id="rIdqty9avuk35acavi_ftabn">
         <w:r>
           <w:rPr>
             <w:rStyle w:val="Hyperlink"/>
@@ -567,7 +567,7 @@
       <w:r>
         <w:t xml:space="preserve"> — modifié — </w:t>
       </w:r>
-      <w:hyperlink w:history="1" r:id="rIdcttrhv1ikoielk0r7rhmw">
+      <w:hyperlink w:history="1" r:id="rIddq6xi49sqzlrpkuwwey4z">
         <w:r>
           <w:rPr>
             <w:rStyle w:val="Hyperlink"/>
@@ -596,7 +596,7 @@
       <w:r>
         <w:t xml:space="preserve"> — modifié — </w:t>
       </w:r>
-      <w:hyperlink w:history="1" r:id="rIdvmr5i6irda_ephoffclca">
+      <w:hyperlink w:history="1" r:id="rIdnicdqcb5lnl5gydi6gdta">
         <w:r>
           <w:rPr>
             <w:rStyle w:val="Hyperlink"/>
@@ -625,7 +625,7 @@
       <w:r>
         <w:t xml:space="preserve"> — modifié — </w:t>
       </w:r>
-      <w:hyperlink w:history="1" r:id="rId4_dlgbj3hnjsb2jdwqlvb">
+      <w:hyperlink w:history="1" r:id="rIdn7zmidy0in692c4ah86nh">
         <w:r>
           <w:rPr>
             <w:rStyle w:val="Hyperlink"/>

--- a/docs/developpement/phases/word/PHASE_54_NOUVEAU_STYLE_ARRONDI_EPURE_TOUJOURS_CLAIR.docx
+++ b/docs/developpement/phases/word/PHASE_54_NOUVEAU_STYLE_ARRONDI_EPURE_TOUJOURS_CLAIR.docx
@@ -20,7 +20,7 @@
       <w:r>
         <w:t xml:space="preserve">FlaiX Expert · dossier de développement · généré le 2026-10-19 depuis le dépôt </w:t>
       </w:r>
-      <w:hyperlink w:history="1" r:id="rIdawgxnj6wgj9t8rxrkfos_">
+      <w:hyperlink w:history="1" r:id="rIdw3l2gqijl0wizauhzyl_r">
         <w:r>
           <w:rPr>
             <w:rStyle w:val="Hyperlink"/>
@@ -519,7 +519,7 @@
           <w:numId w:val="2"/>
         </w:numPr>
       </w:pPr>
-      <w:hyperlink w:history="1" r:id="rIdqty9avuk35acavi_ftabn">
+      <w:hyperlink w:history="1" r:id="rIdtsk71mjwl6ha2bme5yso-">
         <w:r>
           <w:rPr>
             <w:rStyle w:val="Hyperlink"/>
@@ -567,7 +567,7 @@
       <w:r>
         <w:t xml:space="preserve"> — modifié — </w:t>
       </w:r>
-      <w:hyperlink w:history="1" r:id="rIddq6xi49sqzlrpkuwwey4z">
+      <w:hyperlink w:history="1" r:id="rIdwds5r6ifqcj81yh0kkvf7">
         <w:r>
           <w:rPr>
             <w:rStyle w:val="Hyperlink"/>
@@ -596,7 +596,7 @@
       <w:r>
         <w:t xml:space="preserve"> — modifié — </w:t>
       </w:r>
-      <w:hyperlink w:history="1" r:id="rIdnicdqcb5lnl5gydi6gdta">
+      <w:hyperlink w:history="1" r:id="rIdapojukoyfg6tmrtiojeye">
         <w:r>
           <w:rPr>
             <w:rStyle w:val="Hyperlink"/>
@@ -625,7 +625,7 @@
       <w:r>
         <w:t xml:space="preserve"> — modifié — </w:t>
       </w:r>
-      <w:hyperlink w:history="1" r:id="rIdn7zmidy0in692c4ah86nh">
+      <w:hyperlink w:history="1" r:id="rId_jsj7bipuci_39htdvx63">
         <w:r>
           <w:rPr>
             <w:rStyle w:val="Hyperlink"/>

--- a/docs/developpement/phases/word/PHASE_54_NOUVEAU_STYLE_ARRONDI_EPURE_TOUJOURS_CLAIR.docx
+++ b/docs/developpement/phases/word/PHASE_54_NOUVEAU_STYLE_ARRONDI_EPURE_TOUJOURS_CLAIR.docx
@@ -20,7 +20,7 @@
       <w:r>
         <w:t xml:space="preserve">FlaiX Expert · dossier de développement · généré le 2026-10-19 depuis le dépôt </w:t>
       </w:r>
-      <w:hyperlink w:history="1" r:id="rIdw3l2gqijl0wizauhzyl_r">
+      <w:hyperlink w:history="1" r:id="rId-ovcf1081pfle0tv0h-x6">
         <w:r>
           <w:rPr>
             <w:rStyle w:val="Hyperlink"/>
@@ -519,7 +519,7 @@
           <w:numId w:val="2"/>
         </w:numPr>
       </w:pPr>
-      <w:hyperlink w:history="1" r:id="rIdtsk71mjwl6ha2bme5yso-">
+      <w:hyperlink w:history="1" r:id="rIdardcqurbj2f5jm1acwuqx">
         <w:r>
           <w:rPr>
             <w:rStyle w:val="Hyperlink"/>
@@ -567,7 +567,7 @@
       <w:r>
         <w:t xml:space="preserve"> — modifié — </w:t>
       </w:r>
-      <w:hyperlink w:history="1" r:id="rIdwds5r6ifqcj81yh0kkvf7">
+      <w:hyperlink w:history="1" r:id="rIdr0m7072x_mba865kz1dl5">
         <w:r>
           <w:rPr>
             <w:rStyle w:val="Hyperlink"/>
@@ -596,7 +596,7 @@
       <w:r>
         <w:t xml:space="preserve"> — modifié — </w:t>
       </w:r>
-      <w:hyperlink w:history="1" r:id="rIdapojukoyfg6tmrtiojeye">
+      <w:hyperlink w:history="1" r:id="rIdq7d_njvqsj9rzkaeyiktx">
         <w:r>
           <w:rPr>
             <w:rStyle w:val="Hyperlink"/>
@@ -625,7 +625,7 @@
       <w:r>
         <w:t xml:space="preserve"> — modifié — </w:t>
       </w:r>
-      <w:hyperlink w:history="1" r:id="rId_jsj7bipuci_39htdvx63">
+      <w:hyperlink w:history="1" r:id="rIdroco9zvvkdtvembcuydjn">
         <w:r>
           <w:rPr>
             <w:rStyle w:val="Hyperlink"/>

--- a/docs/developpement/phases/word/PHASE_54_NOUVEAU_STYLE_ARRONDI_EPURE_TOUJOURS_CLAIR.docx
+++ b/docs/developpement/phases/word/PHASE_54_NOUVEAU_STYLE_ARRONDI_EPURE_TOUJOURS_CLAIR.docx
@@ -20,7 +20,7 @@
       <w:r>
         <w:t xml:space="preserve">FlaiX Expert · dossier de développement · généré le 2026-10-19 depuis le dépôt </w:t>
       </w:r>
-      <w:hyperlink w:history="1" r:id="rId-ovcf1081pfle0tv0h-x6">
+      <w:hyperlink w:history="1" r:id="rId9s9ke3p3dz9ozziie5mup">
         <w:r>
           <w:rPr>
             <w:rStyle w:val="Hyperlink"/>
@@ -519,7 +519,7 @@
           <w:numId w:val="2"/>
         </w:numPr>
       </w:pPr>
-      <w:hyperlink w:history="1" r:id="rIdardcqurbj2f5jm1acwuqx">
+      <w:hyperlink w:history="1" r:id="rIdb0ottawgu7ahp8j3qtjct">
         <w:r>
           <w:rPr>
             <w:rStyle w:val="Hyperlink"/>
@@ -567,7 +567,7 @@
       <w:r>
         <w:t xml:space="preserve"> — modifié — </w:t>
       </w:r>
-      <w:hyperlink w:history="1" r:id="rIdr0m7072x_mba865kz1dl5">
+      <w:hyperlink w:history="1" r:id="rIdezd20sczouleevn6iuqao">
         <w:r>
           <w:rPr>
             <w:rStyle w:val="Hyperlink"/>
@@ -596,7 +596,7 @@
       <w:r>
         <w:t xml:space="preserve"> — modifié — </w:t>
       </w:r>
-      <w:hyperlink w:history="1" r:id="rIdq7d_njvqsj9rzkaeyiktx">
+      <w:hyperlink w:history="1" r:id="rId-oyxsk5n3vfzncv-ssr31">
         <w:r>
           <w:rPr>
             <w:rStyle w:val="Hyperlink"/>
@@ -625,7 +625,7 @@
       <w:r>
         <w:t xml:space="preserve"> — modifié — </w:t>
       </w:r>
-      <w:hyperlink w:history="1" r:id="rIdroco9zvvkdtvembcuydjn">
+      <w:hyperlink w:history="1" r:id="rIdogrvnrpynw2kkheghmlls">
         <w:r>
           <w:rPr>
             <w:rStyle w:val="Hyperlink"/>

--- a/docs/developpement/phases/word/PHASE_54_NOUVEAU_STYLE_ARRONDI_EPURE_TOUJOURS_CLAIR.docx
+++ b/docs/developpement/phases/word/PHASE_54_NOUVEAU_STYLE_ARRONDI_EPURE_TOUJOURS_CLAIR.docx
@@ -18,9 +18,9 @@
         <w:shd w:fill="F6F3FF" w:color="auto" w:val="clear"/>
       </w:pPr>
       <w:r>
-        <w:t xml:space="preserve">FlaiX Expert · dossier de développement · généré le 2026-10-19 depuis le dépôt </w:t>
-      </w:r>
-      <w:hyperlink w:history="1" r:id="rId9s9ke3p3dz9ozziie5mup">
+        <w:t xml:space="preserve">FlaiX Expert · dossier de développement · généré le 2026-10-21 depuis le dépôt </w:t>
+      </w:r>
+      <w:hyperlink w:history="1" r:id="rIdijg7qakyevd_qpy_nhexk">
         <w:r>
           <w:rPr>
             <w:rStyle w:val="Hyperlink"/>
@@ -519,7 +519,7 @@
           <w:numId w:val="2"/>
         </w:numPr>
       </w:pPr>
-      <w:hyperlink w:history="1" r:id="rIdb0ottawgu7ahp8j3qtjct">
+      <w:hyperlink w:history="1" r:id="rIdqtcyzdqgldbm_wd0r0qpa">
         <w:r>
           <w:rPr>
             <w:rStyle w:val="Hyperlink"/>
@@ -567,7 +567,7 @@
       <w:r>
         <w:t xml:space="preserve"> — modifié — </w:t>
       </w:r>
-      <w:hyperlink w:history="1" r:id="rIdezd20sczouleevn6iuqao">
+      <w:hyperlink w:history="1" r:id="rIdpjfmx7xd0ke_olzvgqogz">
         <w:r>
           <w:rPr>
             <w:rStyle w:val="Hyperlink"/>
@@ -596,7 +596,7 @@
       <w:r>
         <w:t xml:space="preserve"> — modifié — </w:t>
       </w:r>
-      <w:hyperlink w:history="1" r:id="rId-oyxsk5n3vfzncv-ssr31">
+      <w:hyperlink w:history="1" r:id="rId6czf0_78gdpxh-lmu3g_w">
         <w:r>
           <w:rPr>
             <w:rStyle w:val="Hyperlink"/>
@@ -625,7 +625,7 @@
       <w:r>
         <w:t xml:space="preserve"> — modifié — </w:t>
       </w:r>
-      <w:hyperlink w:history="1" r:id="rIdogrvnrpynw2kkheghmlls">
+      <w:hyperlink w:history="1" r:id="rId3hnqsrlxpriv4gjvfumed">
         <w:r>
           <w:rPr>
             <w:rStyle w:val="Hyperlink"/>

--- a/docs/developpement/phases/word/PHASE_54_NOUVEAU_STYLE_ARRONDI_EPURE_TOUJOURS_CLAIR.docx
+++ b/docs/developpement/phases/word/PHASE_54_NOUVEAU_STYLE_ARRONDI_EPURE_TOUJOURS_CLAIR.docx
@@ -20,7 +20,7 @@
       <w:r>
         <w:t xml:space="preserve">FlaiX Expert · dossier de développement · généré le 2026-10-21 depuis le dépôt </w:t>
       </w:r>
-      <w:hyperlink w:history="1" r:id="rIdijg7qakyevd_qpy_nhexk">
+      <w:hyperlink w:history="1" r:id="rIdqylobrsrlidp2jqr-5naw">
         <w:r>
           <w:rPr>
             <w:rStyle w:val="Hyperlink"/>
@@ -519,7 +519,7 @@
           <w:numId w:val="2"/>
         </w:numPr>
       </w:pPr>
-      <w:hyperlink w:history="1" r:id="rIdqtcyzdqgldbm_wd0r0qpa">
+      <w:hyperlink w:history="1" r:id="rIdww0rtjrk_nyfvgw_mhc8q">
         <w:r>
           <w:rPr>
             <w:rStyle w:val="Hyperlink"/>
@@ -567,7 +567,7 @@
       <w:r>
         <w:t xml:space="preserve"> — modifié — </w:t>
       </w:r>
-      <w:hyperlink w:history="1" r:id="rIdpjfmx7xd0ke_olzvgqogz">
+      <w:hyperlink w:history="1" r:id="rIdez-p-szzvxxmhubfkzav2">
         <w:r>
           <w:rPr>
             <w:rStyle w:val="Hyperlink"/>
@@ -596,7 +596,7 @@
       <w:r>
         <w:t xml:space="preserve"> — modifié — </w:t>
       </w:r>
-      <w:hyperlink w:history="1" r:id="rId6czf0_78gdpxh-lmu3g_w">
+      <w:hyperlink w:history="1" r:id="rIddgtcjdty19ota3vtl0a2l">
         <w:r>
           <w:rPr>
             <w:rStyle w:val="Hyperlink"/>
@@ -625,7 +625,7 @@
       <w:r>
         <w:t xml:space="preserve"> — modifié — </w:t>
       </w:r>
-      <w:hyperlink w:history="1" r:id="rId3hnqsrlxpriv4gjvfumed">
+      <w:hyperlink w:history="1" r:id="rIdvuy-9wpd-rva3fk38lrxe">
         <w:r>
           <w:rPr>
             <w:rStyle w:val="Hyperlink"/>

--- a/docs/developpement/phases/word/PHASE_54_NOUVEAU_STYLE_ARRONDI_EPURE_TOUJOURS_CLAIR.docx
+++ b/docs/developpement/phases/word/PHASE_54_NOUVEAU_STYLE_ARRONDI_EPURE_TOUJOURS_CLAIR.docx
@@ -18,9 +18,9 @@
         <w:shd w:fill="F6F3FF" w:color="auto" w:val="clear"/>
       </w:pPr>
       <w:r>
-        <w:t xml:space="preserve">FlaiX Expert · dossier de développement · généré le 2026-10-21 depuis le dépôt </w:t>
-      </w:r>
-      <w:hyperlink w:history="1" r:id="rIdqylobrsrlidp2jqr-5naw">
+        <w:t xml:space="preserve">FlaiX Expert · dossier de développement · généré le 2026-10-23 depuis le dépôt </w:t>
+      </w:r>
+      <w:hyperlink w:history="1" r:id="rIdpfik8kvhimd6tpoacb7kp">
         <w:r>
           <w:rPr>
             <w:rStyle w:val="Hyperlink"/>
@@ -519,7 +519,7 @@
           <w:numId w:val="2"/>
         </w:numPr>
       </w:pPr>
-      <w:hyperlink w:history="1" r:id="rIdww0rtjrk_nyfvgw_mhc8q">
+      <w:hyperlink w:history="1" r:id="rId5xkl6sekftkmps5uxenbc">
         <w:r>
           <w:rPr>
             <w:rStyle w:val="Hyperlink"/>
@@ -567,7 +567,7 @@
       <w:r>
         <w:t xml:space="preserve"> — modifié — </w:t>
       </w:r>
-      <w:hyperlink w:history="1" r:id="rIdez-p-szzvxxmhubfkzav2">
+      <w:hyperlink w:history="1" r:id="rIduai2_np8gnvvz0ftsytit">
         <w:r>
           <w:rPr>
             <w:rStyle w:val="Hyperlink"/>
@@ -596,7 +596,7 @@
       <w:r>
         <w:t xml:space="preserve"> — modifié — </w:t>
       </w:r>
-      <w:hyperlink w:history="1" r:id="rIddgtcjdty19ota3vtl0a2l">
+      <w:hyperlink w:history="1" r:id="rIdm6pvb_nhbuidaml6j4wqs">
         <w:r>
           <w:rPr>
             <w:rStyle w:val="Hyperlink"/>
@@ -625,7 +625,7 @@
       <w:r>
         <w:t xml:space="preserve"> — modifié — </w:t>
       </w:r>
-      <w:hyperlink w:history="1" r:id="rIdvuy-9wpd-rva3fk38lrxe">
+      <w:hyperlink w:history="1" r:id="rIdsnooyaxu8moonyqzorq__">
         <w:r>
           <w:rPr>
             <w:rStyle w:val="Hyperlink"/>

--- a/docs/developpement/phases/word/PHASE_54_NOUVEAU_STYLE_ARRONDI_EPURE_TOUJOURS_CLAIR.docx
+++ b/docs/developpement/phases/word/PHASE_54_NOUVEAU_STYLE_ARRONDI_EPURE_TOUJOURS_CLAIR.docx
@@ -18,9 +18,9 @@
         <w:shd w:fill="F6F3FF" w:color="auto" w:val="clear"/>
       </w:pPr>
       <w:r>
-        <w:t xml:space="preserve">FlaiX Expert · dossier de développement · généré le 2026-10-23 depuis le dépôt </w:t>
-      </w:r>
-      <w:hyperlink w:history="1" r:id="rIdpfik8kvhimd6tpoacb7kp">
+        <w:t xml:space="preserve">FlaiX Expert · dossier de développement · généré le 2026-10-24 depuis le dépôt </w:t>
+      </w:r>
+      <w:hyperlink w:history="1" r:id="rIdequ3i4php7akuhnai-upg">
         <w:r>
           <w:rPr>
             <w:rStyle w:val="Hyperlink"/>
@@ -519,7 +519,7 @@
           <w:numId w:val="2"/>
         </w:numPr>
       </w:pPr>
-      <w:hyperlink w:history="1" r:id="rId5xkl6sekftkmps5uxenbc">
+      <w:hyperlink w:history="1" r:id="rIdgkurfvflwqyxmkokaqmih">
         <w:r>
           <w:rPr>
             <w:rStyle w:val="Hyperlink"/>
@@ -567,7 +567,7 @@
       <w:r>
         <w:t xml:space="preserve"> — modifié — </w:t>
       </w:r>
-      <w:hyperlink w:history="1" r:id="rIduai2_np8gnvvz0ftsytit">
+      <w:hyperlink w:history="1" r:id="rIdlf8irnu7lht7ecpysuvim">
         <w:r>
           <w:rPr>
             <w:rStyle w:val="Hyperlink"/>
@@ -596,7 +596,7 @@
       <w:r>
         <w:t xml:space="preserve"> — modifié — </w:t>
       </w:r>
-      <w:hyperlink w:history="1" r:id="rIdm6pvb_nhbuidaml6j4wqs">
+      <w:hyperlink w:history="1" r:id="rIdvdxac8bpf29eg4eww3q5e">
         <w:r>
           <w:rPr>
             <w:rStyle w:val="Hyperlink"/>
@@ -625,7 +625,7 @@
       <w:r>
         <w:t xml:space="preserve"> — modifié — </w:t>
       </w:r>
-      <w:hyperlink w:history="1" r:id="rIdsnooyaxu8moonyqzorq__">
+      <w:hyperlink w:history="1" r:id="rIdaggwfkrr3-oww3mbka9an">
         <w:r>
           <w:rPr>
             <w:rStyle w:val="Hyperlink"/>

--- a/docs/developpement/phases/word/PHASE_54_NOUVEAU_STYLE_ARRONDI_EPURE_TOUJOURS_CLAIR.docx
+++ b/docs/developpement/phases/word/PHASE_54_NOUVEAU_STYLE_ARRONDI_EPURE_TOUJOURS_CLAIR.docx
@@ -18,9 +18,9 @@
         <w:shd w:fill="F6F3FF" w:color="auto" w:val="clear"/>
       </w:pPr>
       <w:r>
-        <w:t xml:space="preserve">FlaiX Expert · dossier de développement · généré le 2026-10-24 depuis le dépôt </w:t>
-      </w:r>
-      <w:hyperlink w:history="1" r:id="rIdequ3i4php7akuhnai-upg">
+        <w:t xml:space="preserve">FlaiX Expert · dossier de développement · généré le 2026-10-25 depuis le dépôt </w:t>
+      </w:r>
+      <w:hyperlink w:history="1" r:id="rId4-rqf1ohvfvvh4y9fwzd1">
         <w:r>
           <w:rPr>
             <w:rStyle w:val="Hyperlink"/>
@@ -519,7 +519,7 @@
           <w:numId w:val="2"/>
         </w:numPr>
       </w:pPr>
-      <w:hyperlink w:history="1" r:id="rIdgkurfvflwqyxmkokaqmih">
+      <w:hyperlink w:history="1" r:id="rIdr-rkgjyorv0-fwsvu14ac">
         <w:r>
           <w:rPr>
             <w:rStyle w:val="Hyperlink"/>
@@ -567,7 +567,7 @@
       <w:r>
         <w:t xml:space="preserve"> — modifié — </w:t>
       </w:r>
-      <w:hyperlink w:history="1" r:id="rIdlf8irnu7lht7ecpysuvim">
+      <w:hyperlink w:history="1" r:id="rIdfiqezpmxujdvvb0dwiczp">
         <w:r>
           <w:rPr>
             <w:rStyle w:val="Hyperlink"/>
@@ -596,7 +596,7 @@
       <w:r>
         <w:t xml:space="preserve"> — modifié — </w:t>
       </w:r>
-      <w:hyperlink w:history="1" r:id="rIdvdxac8bpf29eg4eww3q5e">
+      <w:hyperlink w:history="1" r:id="rIdchbd913kyka7nusx67wi5">
         <w:r>
           <w:rPr>
             <w:rStyle w:val="Hyperlink"/>
@@ -625,7 +625,7 @@
       <w:r>
         <w:t xml:space="preserve"> — modifié — </w:t>
       </w:r>
-      <w:hyperlink w:history="1" r:id="rIdaggwfkrr3-oww3mbka9an">
+      <w:hyperlink w:history="1" r:id="rIdbp6vll4odabhfsycg5suv">
         <w:r>
           <w:rPr>
             <w:rStyle w:val="Hyperlink"/>

--- a/docs/developpement/phases/word/PHASE_54_NOUVEAU_STYLE_ARRONDI_EPURE_TOUJOURS_CLAIR.docx
+++ b/docs/developpement/phases/word/PHASE_54_NOUVEAU_STYLE_ARRONDI_EPURE_TOUJOURS_CLAIR.docx
@@ -20,7 +20,7 @@
       <w:r>
         <w:t xml:space="preserve">FlaiX Expert · dossier de développement · généré le 2026-10-25 depuis le dépôt </w:t>
       </w:r>
-      <w:hyperlink w:history="1" r:id="rId4-rqf1ohvfvvh4y9fwzd1">
+      <w:hyperlink w:history="1" r:id="rIdzuurere5rjsr-fe2iwcdn">
         <w:r>
           <w:rPr>
             <w:rStyle w:val="Hyperlink"/>
@@ -519,7 +519,7 @@
           <w:numId w:val="2"/>
         </w:numPr>
       </w:pPr>
-      <w:hyperlink w:history="1" r:id="rIdr-rkgjyorv0-fwsvu14ac">
+      <w:hyperlink w:history="1" r:id="rIdgje-d5-ditzdwmfwi-y-4">
         <w:r>
           <w:rPr>
             <w:rStyle w:val="Hyperlink"/>
@@ -567,7 +567,7 @@
       <w:r>
         <w:t xml:space="preserve"> — modifié — </w:t>
       </w:r>
-      <w:hyperlink w:history="1" r:id="rIdfiqezpmxujdvvb0dwiczp">
+      <w:hyperlink w:history="1" r:id="rIdo5eqgprcqskhxbeg33zhe">
         <w:r>
           <w:rPr>
             <w:rStyle w:val="Hyperlink"/>
@@ -596,7 +596,7 @@
       <w:r>
         <w:t xml:space="preserve"> — modifié — </w:t>
       </w:r>
-      <w:hyperlink w:history="1" r:id="rIdchbd913kyka7nusx67wi5">
+      <w:hyperlink w:history="1" r:id="rIdnkn3-2qjt9fimcrau451k">
         <w:r>
           <w:rPr>
             <w:rStyle w:val="Hyperlink"/>
@@ -625,7 +625,7 @@
       <w:r>
         <w:t xml:space="preserve"> — modifié — </w:t>
       </w:r>
-      <w:hyperlink w:history="1" r:id="rIdbp6vll4odabhfsycg5suv">
+      <w:hyperlink w:history="1" r:id="rId13bwuu1ztlify1j4sehxb">
         <w:r>
           <w:rPr>
             <w:rStyle w:val="Hyperlink"/>

--- a/docs/developpement/phases/word/PHASE_54_NOUVEAU_STYLE_ARRONDI_EPURE_TOUJOURS_CLAIR.docx
+++ b/docs/developpement/phases/word/PHASE_54_NOUVEAU_STYLE_ARRONDI_EPURE_TOUJOURS_CLAIR.docx
@@ -20,7 +20,7 @@
       <w:r>
         <w:t xml:space="preserve">FlaiX Expert · dossier de développement · généré le 2026-10-25 depuis le dépôt </w:t>
       </w:r>
-      <w:hyperlink w:history="1" r:id="rIdzuurere5rjsr-fe2iwcdn">
+      <w:hyperlink w:history="1" r:id="rId8stojnqeji0-ermspxw2h">
         <w:r>
           <w:rPr>
             <w:rStyle w:val="Hyperlink"/>
@@ -519,7 +519,7 @@
           <w:numId w:val="2"/>
         </w:numPr>
       </w:pPr>
-      <w:hyperlink w:history="1" r:id="rIdgje-d5-ditzdwmfwi-y-4">
+      <w:hyperlink w:history="1" r:id="rIdsxcmsibstoktt4llwtipb">
         <w:r>
           <w:rPr>
             <w:rStyle w:val="Hyperlink"/>
@@ -567,7 +567,7 @@
       <w:r>
         <w:t xml:space="preserve"> — modifié — </w:t>
       </w:r>
-      <w:hyperlink w:history="1" r:id="rIdo5eqgprcqskhxbeg33zhe">
+      <w:hyperlink w:history="1" r:id="rIdhws7sscwihnuxsjnowjb5">
         <w:r>
           <w:rPr>
             <w:rStyle w:val="Hyperlink"/>
@@ -596,7 +596,7 @@
       <w:r>
         <w:t xml:space="preserve"> — modifié — </w:t>
       </w:r>
-      <w:hyperlink w:history="1" r:id="rIdnkn3-2qjt9fimcrau451k">
+      <w:hyperlink w:history="1" r:id="rIdlb0zfitoterppphhdargy">
         <w:r>
           <w:rPr>
             <w:rStyle w:val="Hyperlink"/>
@@ -625,7 +625,7 @@
       <w:r>
         <w:t xml:space="preserve"> — modifié — </w:t>
       </w:r>
-      <w:hyperlink w:history="1" r:id="rId13bwuu1ztlify1j4sehxb">
+      <w:hyperlink w:history="1" r:id="rIdjcguugmk6rkje_u5geqdd">
         <w:r>
           <w:rPr>
             <w:rStyle w:val="Hyperlink"/>
